--- a/courts/eighth-circuit/missouri/state/supreme-court/reply-brief/usage/OUTPUT-reply-brief.docx
+++ b/courts/eighth-circuit/missouri/state/supreme-court/reply-brief/usage/OUTPUT-reply-brief.docx
@@ -1039,7 +1039,7 @@
           <w:tab w:val="right" w:leader="dot" w:pos="9360"/>
         </w:tabs>
         <w:spacing w:before="182" w:after="0" w:line="299" w:lineRule="exact"/>
-        <w:ind w:left="720" w:right="720" w:hanging="720"/>
+        <w:ind w:left="0" w:right="720" w:firstLine="0"/>
       </w:pPr>
       <w:r>
         <w:t xml:space="preserve">Introduction</w:t>
@@ -1061,7 +1061,7 @@
           <w:tab w:val="right" w:leader="dot" w:pos="9360"/>
         </w:tabs>
         <w:spacing w:before="182" w:after="0" w:line="299" w:lineRule="exact"/>
-        <w:ind w:left="720" w:right="720" w:hanging="720"/>
+        <w:ind w:left="0" w:right="720" w:firstLine="0"/>
       </w:pPr>
       <w:r>
         <w:t xml:space="preserve">V.</w:t>
@@ -1083,7 +1083,7 @@
           <w:tab w:val="right" w:leader="dot" w:pos="9360"/>
         </w:tabs>
         <w:spacing w:before="182" w:after="0" w:line="299" w:lineRule="exact"/>
-        <w:ind w:left="720" w:right="720" w:hanging="720"/>
+        <w:ind w:left="0" w:right="720" w:firstLine="0"/>
       </w:pPr>
       <w:r>
         <w:t xml:space="preserve">IV.</w:t>
@@ -1105,7 +1105,7 @@
           <w:tab w:val="right" w:leader="dot" w:pos="9360"/>
         </w:tabs>
         <w:spacing w:before="182" w:after="0" w:line="299" w:lineRule="exact"/>
-        <w:ind w:left="720" w:right="720" w:hanging="720"/>
+        <w:ind w:left="0" w:right="720" w:firstLine="0"/>
       </w:pPr>
       <w:r>
         <w:t xml:space="preserve">VI.</w:t>
@@ -1127,7 +1127,7 @@
           <w:tab w:val="right" w:leader="dot" w:pos="9360"/>
         </w:tabs>
         <w:spacing w:before="182" w:after="0" w:line="299" w:lineRule="exact"/>
-        <w:ind w:left="720" w:right="720" w:hanging="720"/>
+        <w:ind w:left="0" w:right="720" w:firstLine="0"/>
       </w:pPr>
       <w:r>
         <w:t xml:space="preserve">I.</w:t>
@@ -1149,7 +1149,7 @@
           <w:tab w:val="right" w:leader="dot" w:pos="9360"/>
         </w:tabs>
         <w:spacing w:before="182" w:after="0" w:line="299" w:lineRule="exact"/>
-        <w:ind w:left="720" w:right="720" w:hanging="720"/>
+        <w:ind w:left="0" w:right="720" w:firstLine="0"/>
       </w:pPr>
       <w:r>
         <w:t xml:space="preserve">II.</w:t>
@@ -1171,7 +1171,7 @@
           <w:tab w:val="right" w:leader="dot" w:pos="9360"/>
         </w:tabs>
         <w:spacing w:before="182" w:after="0" w:line="299" w:lineRule="exact"/>
-        <w:ind w:left="720" w:right="720" w:hanging="720"/>
+        <w:ind w:left="0" w:right="720" w:firstLine="0"/>
       </w:pPr>
       <w:r>
         <w:t xml:space="preserve">III.</w:t>
@@ -1193,7 +1193,7 @@
           <w:tab w:val="right" w:leader="dot" w:pos="9360"/>
         </w:tabs>
         <w:spacing w:before="182" w:after="0" w:line="299" w:lineRule="exact"/>
-        <w:ind w:left="720" w:right="720" w:hanging="720"/>
+        <w:ind w:left="0" w:right="720" w:firstLine="0"/>
       </w:pPr>
       <w:r>
         <w:t xml:space="preserve">Certificate</w:t>
@@ -1227,7 +1227,7 @@
           <w:tab w:val="right" w:leader="dot" w:pos="9360"/>
         </w:tabs>
         <w:spacing w:before="182" w:after="0" w:line="299" w:lineRule="exact"/>
-        <w:ind w:left="720" w:right="720" w:hanging="720"/>
+        <w:ind w:left="0" w:right="720" w:firstLine="0"/>
       </w:pPr>
       <w:r>
         <w:t xml:space="preserve">Certificate</w:t>
@@ -8892,7 +8892,7 @@
         <w:t xml:space="preserve"> </w:t>
       </w:r>
       <w:r>
-        <w:t xml:space="preserve">- .620 violate the Missouri Constitution. Chesterfield’s opening argues that laches does not apply to legal action, only equitable actions. Respondents say that this is wrong.</w:t>
+        <w:t xml:space="preserve">- .620 violate the Missouri Constitution. Chesterfield’s opening argues that laches does not apply to legal action, only equitable actions. Respondents say that this is wrong.</w:t>
       </w:r>
     </w:p>
     <w:p>
@@ -8999,7 +8999,7 @@
     </w:p>
     <w:p>
       <w:pPr>
-        <w:pStyle w:val="BodyText"/>
+        <w:pStyle w:val="BodyTextKeep"/>
       </w:pPr>
       <w:r>
         <w:t xml:space="preserve">The trial court erred in concluding that laches barred this action. It should be reversed.</w:t>
@@ -9007,6 +9007,8 @@
     </w:p>
     <w:p>
       <w:pPr>
+        <w:keepNext/>
+        <w:keepLines/>
         <w:spacing w:before="0" w:after="0" w:line="576" w:lineRule="exact"/>
       </w:pPr>
     </w:p>
@@ -10608,6 +10610,7 @@
     <w:unhideWhenUsed/>
     <w:qFormat/>
     <w:pPr>
+      <w:keepLines/>
       <w:spacing w:before="0" w:after="130" w:line="299" w:lineRule="exact"/>
     </w:pPr>
     <w:rPr>
@@ -10806,6 +10809,15 @@
       <w:ind w:firstLine="720"/>
     </w:pPr>
   </w:style>
+  <w:style w:type="paragraph" w:customStyle="1" w:styleId="BodyTextKeep">
+    <w:name w:val="Body Text Keep"/>
+    <w:basedOn w:val="BodyText"/>
+    <w:qFormat/>
+    <w:pPr>
+      <w:keepNext/>
+      <w:keepLines/>
+    </w:pPr>
+  </w:style>
   <w:style w:type="paragraph" w:customStyle="1" w:styleId="XdList1">
     <w:name w:val="XdList 1"/>
     <w:basedOn w:val="Normal"/>
@@ -10858,6 +10870,33 @@
     <w:pPr>
       <w:spacing w:before="0" w:after="0" w:line="449" w:lineRule="exact"/>
       <w:ind w:left="2160" w:hanging="720"/>
+    </w:pPr>
+  </w:style>
+  <w:style w:type="paragraph" w:customStyle="1" w:styleId="XdQuoteList1">
+    <w:name w:val="Xd Quote List 1"/>
+    <w:basedOn w:val="Normal"/>
+    <w:qFormat/>
+    <w:pPr>
+      <w:spacing w:before="0" w:after="0" w:line="299" w:lineRule="exact"/>
+      <w:ind w:left="1440" w:right="720" w:hanging="720"/>
+    </w:pPr>
+  </w:style>
+  <w:style w:type="paragraph" w:customStyle="1" w:styleId="XdQuoteList2">
+    <w:name w:val="Xd Quote List 2"/>
+    <w:basedOn w:val="Normal"/>
+    <w:qFormat/>
+    <w:pPr>
+      <w:spacing w:before="0" w:after="0" w:line="299" w:lineRule="exact"/>
+      <w:ind w:left="2160" w:right="720" w:hanging="720"/>
+    </w:pPr>
+  </w:style>
+  <w:style w:type="paragraph" w:customStyle="1" w:styleId="XdQuoteList3">
+    <w:name w:val="Xd Quote List 3"/>
+    <w:basedOn w:val="Normal"/>
+    <w:qFormat/>
+    <w:pPr>
+      <w:spacing w:before="0" w:after="0" w:line="299" w:lineRule="exact"/>
+      <w:ind w:left="2880" w:right="720" w:hanging="720"/>
     </w:pPr>
   </w:style>
   <w:style w:type="paragraph" w:customStyle="1" w:styleId="XdQuote">

--- a/courts/eighth-circuit/missouri/state/supreme-court/reply-brief/usage/OUTPUT-reply-brief.docx
+++ b/courts/eighth-circuit/missouri/state/supreme-court/reply-brief/usage/OUTPUT-reply-brief.docx
@@ -8892,7 +8892,7 @@
         <w:t xml:space="preserve"> </w:t>
       </w:r>
       <w:r>
-        <w:t xml:space="preserve">- .620 violate the Missouri Constitution. Chesterfield’s opening argues that laches does not apply to legal action, only equitable actions. Respondents say that this is wrong.</w:t>
+        <w:t xml:space="preserve">- ⁠.620 violate the Missouri Constitution. Chesterfield’s opening argues that laches does not apply to legal action, only equitable actions. Respondents say that this is wrong.</w:t>
       </w:r>
     </w:p>
     <w:p>
@@ -9067,7 +9067,7 @@
               <w:rPr>
                 <w:u w:val="single"/>
               </w:rPr>
-              <w:t xml:space="preserve"> </w:t>
+              <w:t xml:space="preserve"> ⁠</w:t>
             </w:r>
             <w:r>
               <w:rPr>

--- a/courts/eighth-circuit/missouri/state/supreme-court/reply-brief/usage/OUTPUT-reply-brief.docx
+++ b/courts/eighth-circuit/missouri/state/supreme-court/reply-brief/usage/OUTPUT-reply-brief.docx
@@ -548,9 +548,7 @@
               <w:t xml:space="preserve"> </w:t>
             </w:r>
             <w:r>
-              <w:t xml:space="preserve">659</w:t>
-              <w:noBreakHyphen/>
-              <w:t xml:space="preserve">4454</w:t>
+              <w:t xml:space="preserve">659-⁠4454</w:t>
             </w:r>
           </w:p>
           <w:p>
@@ -572,9 +570,7 @@
               <w:t xml:space="preserve"> </w:t>
             </w:r>
             <w:r>
-              <w:t xml:space="preserve">659</w:t>
-              <w:noBreakHyphen/>
-              <w:t xml:space="preserve">4460</w:t>
+              <w:t xml:space="preserve">659-⁠4460</w:t>
             </w:r>
           </w:p>
           <w:p>
@@ -738,9 +734,7 @@
               <w:t xml:space="preserve"> </w:t>
             </w:r>
             <w:r>
-              <w:t xml:space="preserve">636</w:t>
-              <w:noBreakHyphen/>
-              <w:t xml:space="preserve">6827</w:t>
+              <w:t xml:space="preserve">636-⁠6827</w:t>
             </w:r>
           </w:p>
           <w:p>
@@ -898,9 +892,7 @@
               <w:t xml:space="preserve"> </w:t>
             </w:r>
             <w:r>
-              <w:t xml:space="preserve">778</w:t>
-              <w:noBreakHyphen/>
-              <w:t xml:space="preserve">9810</w:t>
+              <w:t xml:space="preserve">778-⁠9810</w:t>
             </w:r>
           </w:p>
           <w:p>
@@ -922,9 +914,7 @@
               <w:t xml:space="preserve"> </w:t>
             </w:r>
             <w:r>
-              <w:t xml:space="preserve">778</w:t>
-              <w:noBreakHyphen/>
-              <w:t xml:space="preserve">9812</w:t>
+              <w:t xml:space="preserve">778-⁠9812</w:t>
             </w:r>
           </w:p>
           <w:p>
@@ -5088,13 +5078,7 @@
         <w:pStyle w:val="BodyText"/>
       </w:pPr>
       <w:r>
-        <w:t xml:space="preserve">The trial court continued: “This system provided revenue resources for St. Louis County to fund services provided to the uniquely large unincorporated areas, as well as those services provided countywide. This system also provided revenue to cities that did not previously have a City Sales Tax.” LFAppDoc176 at 3</w:t>
-      </w:r>
-      <w:r>
-        <w:noBreakHyphen/>
-      </w:r>
-      <w:r>
-        <w:t xml:space="preserve">4.</w:t>
+        <w:t xml:space="preserve">The trial court continued: “This system provided revenue resources for St. Louis County to fund services provided to the uniquely large unincorporated areas, as well as those services provided countywide. This system also provided revenue to cities that did not previously have a City Sales Tax.” LFAppDoc176 at 3-⁠4.</w:t>
       </w:r>
     </w:p>
     <w:p>
@@ -6579,13 +6563,7 @@
         <w:pStyle w:val="BodyText"/>
       </w:pPr>
       <w:r>
-        <w:t xml:space="preserve">Respondents have not met their burden of showing a substantial justification for the breaking of the natural class of cities – or of creating a general distribution system based on point-of-sale – or for simply letting the County make appropriations without the mandate of this interfering special law. A general law not freeze economic consideration permanently in 1977, but would permit treating all cities as part of a single class. See, Chesterfield Op.Br.at 36</w:t>
-      </w:r>
-      <w:r>
-        <w:noBreakHyphen/>
-      </w:r>
-      <w:r>
-        <w:t xml:space="preserve">38.</w:t>
+        <w:t xml:space="preserve">Respondents have not met their burden of showing a substantial justification for the breaking of the natural class of cities – or of creating a general distribution system based on point-of-sale – or for simply letting the County make appropriations without the mandate of this interfering special law. A general law not freeze economic consideration permanently in 1977, but would permit treating all cities as part of a single class. See, Chesterfield Op.Br.at 36-⁠38.</w:t>
       </w:r>
     </w:p>
     <w:p>
@@ -8089,13 +8067,7 @@
         <w:pStyle w:val="BodyText"/>
       </w:pPr>
       <w:r>
-        <w:t xml:space="preserve">The AHC decision is attached as Appendix A</w:t>
-      </w:r>
-      <w:r>
-        <w:noBreakHyphen/>
-      </w:r>
-      <w:r>
-        <w:t xml:space="preserve">1.</w:t>
+        <w:t xml:space="preserve">The AHC decision is attached as Appendix A-⁠1.</w:t>
       </w:r>
     </w:p>
     <w:p>
@@ -8167,13 +8139,7 @@
         <w:pStyle w:val="BodyText"/>
       </w:pPr>
       <w:r>
-        <w:t xml:space="preserve">App. A</w:t>
-      </w:r>
-      <w:r>
-        <w:noBreakHyphen/>
-      </w:r>
-      <w:r>
-        <w:t xml:space="preserve">1.</w:t>
+        <w:t xml:space="preserve">App. A-⁠1.</w:t>
       </w:r>
     </w:p>
     <w:p>
@@ -9289,9 +9255,7 @@
               <w:t xml:space="preserve"> </w:t>
             </w:r>
             <w:r>
-              <w:t xml:space="preserve">659</w:t>
-              <w:noBreakHyphen/>
-              <w:t xml:space="preserve">4454</w:t>
+              <w:t xml:space="preserve">659-⁠4454</w:t>
             </w:r>
           </w:p>
           <w:p>
@@ -9313,9 +9277,7 @@
               <w:t xml:space="preserve"> </w:t>
             </w:r>
             <w:r>
-              <w:t xml:space="preserve">659</w:t>
-              <w:noBreakHyphen/>
-              <w:t xml:space="preserve">4460</w:t>
+              <w:t xml:space="preserve">659-⁠4460</w:t>
             </w:r>
           </w:p>
           <w:p>
@@ -9631,9 +9593,7 @@
               <w:t xml:space="preserve"> </w:t>
             </w:r>
             <w:r>
-              <w:t xml:space="preserve">636</w:t>
-              <w:noBreakHyphen/>
-              <w:t xml:space="preserve">6827</w:t>
+              <w:t xml:space="preserve">636-⁠6827</w:t>
             </w:r>
           </w:p>
           <w:p>
@@ -10611,7 +10571,7 @@
     <w:qFormat/>
     <w:pPr>
       <w:keepLines/>
-      <w:spacing w:before="0" w:after="130" w:line="299" w:lineRule="exact"/>
+      <w:spacing w:before="13" w:after="130" w:line="299" w:lineRule="exact"/>
     </w:pPr>
     <w:rPr>
       <w:sz w:val="26"/>
